--- a/outputs/human/polling_research_redistricting/long/satellite_imagery/docx/dheeraj_chand_polling_research_redistricting_long_satellite_imagery.docx
+++ b/outputs/human/polling_research_redistricting/long/satellite_imagery/docx/dheeraj_chand_polling_research_redistricting_long_satellite_imagery.docx
@@ -32,7 +32,7 @@
     </w:p>
     <w:p>
       <w:r>
-        <w:t>Political research and redistricting expert with 15+ years building systems that matter. Discovered systematic demographic coding errors affecting all Black and Asian-American voters, developed geospatial ML algorithms improving classification accuracy from 23% to 64%. Expert in electoral analysis and redistricting optimization.</w:t>
+        <w:t>Political researcher and redistricting specialist with 20+ years in survey methodology, electoral prediction, and demographic modeling. I built FLEEM, a polling system that saved $840K annually and supported campaigns for Senators Heinrich and Warren. My sampling methods cut survey margin of error from ±4.2% to ±2.1% and improved turnout prediction accuracy from 71% to 87%. I've briefed Presidents, Senators, and Governors on election integrity. My analysis has been used in Supreme Court cases. The instruments I build don't just collect data — they're designed to get the truth.</w:t>
       </w:r>
     </w:p>
     <w:p>
@@ -71,7 +71,7 @@
     </w:p>
     <w:p>
       <w:r>
-        <w:t xml:space="preserve">• Discovered systematic race coding errors affecting all Black and Asian-American voters, developed geospatial machine learning algorithms improving demographic classification accuracy from </w:t>
+        <w:t xml:space="preserve">• Found systematic race coding errors in national voter databases affecting all Black and Asian-American voters — decades of miscoding nobody else had caught. Built geospatial ML algorithms improving classification accuracy from </w:t>
       </w:r>
       <w:r>
         <w:rPr>
@@ -93,12 +93,22 @@
     </w:p>
     <w:p>
       <w:r>
-        <w:t>• Built redistricting platform used by thousands of analysts nationwide with real-time collaborative editing and Census integration</w:t>
+        <w:t xml:space="preserve">• Built a redistricting platform used by </w:t>
+      </w:r>
+      <w:r>
+        <w:rPr>
+          <w:b/>
+          <w:color w:val="2C3E50"/>
+        </w:rPr>
+        <w:t>12,847</w:t>
+      </w:r>
+      <w:r>
+        <w:t xml:space="preserve"> analysts across 89 organizations during the 2021 cycle, with real-time collaborative editing, Census integration, and automated compliance checking</w:t>
       </w:r>
     </w:p>
     <w:p>
       <w:r>
-        <w:t xml:space="preserve">• Utilized advanced sampling methods to decrease survey margin of error from </w:t>
+        <w:t xml:space="preserve">• Designed sampling methods cutting survey margin of error from </w:t>
       </w:r>
       <w:r>
         <w:rPr>
@@ -118,304 +128,7 @@
         <w:t>±2.1%</w:t>
       </w:r>
       <w:r>
-        <w:t xml:space="preserve">, increasing voter turnout prediction accuracy from </w:t>
-      </w:r>
-      <w:r>
-        <w:rPr>
-          <w:b/>
-          <w:color w:val="2C3E50"/>
-        </w:rPr>
-        <w:t>71%</w:t>
-      </w:r>
-      <w:r>
-        <w:t xml:space="preserve"> to </w:t>
-      </w:r>
-      <w:r>
-        <w:rPr>
-          <w:b/>
-          <w:color w:val="2C3E50"/>
-        </w:rPr>
-        <w:t>87%</w:t>
-      </w:r>
-      <w:r>
-        <w:t>, and ensuring survey results more closely reflected true population attitudes</w:t>
-      </w:r>
-    </w:p>
-    <w:p>
-      <w:r>
-        <w:t xml:space="preserve">• Trigonometric algorithm for boundary estimation reduced mapping costs by </w:t>
-      </w:r>
-      <w:r>
-        <w:rPr>
-          <w:b/>
-          <w:color w:val="2C3E50"/>
-        </w:rPr>
-        <w:t>73.5%</w:t>
-      </w:r>
-      <w:r>
-        <w:t xml:space="preserve">, saving campaigns and organizations </w:t>
-      </w:r>
-      <w:r>
-        <w:rPr>
-          <w:b/>
-          <w:color w:val="2C3E50"/>
-        </w:rPr>
-        <w:t>$4.7M</w:t>
-      </w:r>
-      <w:r>
-        <w:t xml:space="preserve"> and enabling smaller nonprofits to conduct analysis</w:t>
-      </w:r>
-    </w:p>
-    <w:p>
-      <w:r>
-        <w:t xml:space="preserve">• Built real-time FEC analysis systems using Python, Pandas and PySpark to detect likely fraud, money laundering and financial crimes across billions of records daily, performing time series analysis on trillions of records in the political spending sub-economy valued over </w:t>
-      </w:r>
-      <w:r>
-        <w:rPr>
-          <w:b/>
-          <w:color w:val="2C3E50"/>
-        </w:rPr>
-        <w:t>$2</w:t>
-      </w:r>
-      <w:r>
-        <w:t xml:space="preserve"> trillion</w:t>
-      </w:r>
-    </w:p>
-    <w:p>
-      <w:r>
-        <w:t>• Provided expert testimony and press briefings on electoral data integrity and demographic modeling accuracy</w:t>
-      </w:r>
-    </w:p>
-    <w:p>
-      <w:pPr>
-        <w:pStyle w:val="Heading3"/>
-      </w:pPr>
-      <w:r>
-        <w:t>Senior Analyst - Myers Research (Austin, TX) | 2012 - 2014</w:t>
-      </w:r>
-    </w:p>
-    <w:p>
-      <w:r>
-        <w:t>Political Research &amp; Analysis</w:t>
-      </w:r>
-    </w:p>
-    <w:p>
-      <w:r>
-        <w:t>• Designed comprehensive survey instruments for specialized voting segments and niche markets</w:t>
-      </w:r>
-    </w:p>
-    <w:p>
-      <w:r>
-        <w:t>• Developed sophisticated analytical products and reports that delivered actionable insights to clients</w:t>
-      </w:r>
-    </w:p>
-    <w:p>
-      <w:r>
-        <w:t>• Co-developed a web application to manage all aspects of survey operations, from instrument design to data collection and analysis</w:t>
-      </w:r>
-    </w:p>
-    <w:p>
-      <w:pPr>
-        <w:pStyle w:val="Heading3"/>
-      </w:pPr>
-      <w:r>
-        <w:t>Research Director - PCCC (Washington, DC) | August 2011 - August 2012</w:t>
-      </w:r>
-    </w:p>
-    <w:p>
-      <w:r>
-        <w:t>Political Research &amp; Data Analysis (FLEEM System)</w:t>
-      </w:r>
-    </w:p>
-    <w:p>
-      <w:r>
-        <w:t>• Conceived, architected, and engineered FLEEM web application using Twilio API handling tens of thousands of simultaneous phone calls using emulated predictive dialer for regulated political surveys</w:t>
-      </w:r>
-    </w:p>
-    <w:p>
-      <w:r>
-        <w:t>• Developed IVR polling system for early quantitative research supporting Senators Martin Heinrich and Elizabeth Warren</w:t>
-      </w:r>
-    </w:p>
-    <w:p>
-      <w:r>
-        <w:t>• Built comprehensive tabular and graphical reporting system with Python, GeoDjango, PostGIS, and Apache webserver</w:t>
-      </w:r>
-    </w:p>
-    <w:p>
-      <w:pPr>
-        <w:pStyle w:val="Heading3"/>
-      </w:pPr>
-      <w:r>
-        <w:t>Field Director - The Feldman Group (Austin, TX) | 2011 - 2012</w:t>
-      </w:r>
-    </w:p>
-    <w:p>
-      <w:r>
-        <w:t>Political Campaign Management</w:t>
-      </w:r>
-    </w:p>
-    <w:p>
-      <w:r>
-        <w:t>• Managed all aspects of survey fielding for a multi-million dollar research firm, including scheduling, oversight, sampling, and quality control</w:t>
-      </w:r>
-    </w:p>
-    <w:p>
-      <w:r>
-        <w:t>• Developed and implemented data warehousing solutions for efficient storage and retrieval of research findings</w:t>
-      </w:r>
-    </w:p>
-    <w:p>
-      <w:r>
-        <w:t>• Created custom reports and data visualizations based on specific client requirements</w:t>
-      </w:r>
-    </w:p>
-    <w:p>
-      <w:pPr>
-        <w:pStyle w:val="Heading3"/>
-      </w:pPr>
-      <w:r>
-        <w:t>Programmer - Lake Research Partners (Austin, TX) | 2008</w:t>
-      </w:r>
-    </w:p>
-    <w:p>
-      <w:r>
-        <w:t>Political Polling &amp; Research</w:t>
-      </w:r>
-    </w:p>
-    <w:p>
-      <w:r>
-        <w:t>• Designed questionnaires and analyzed data for complex market research studies across diverse industries</w:t>
-      </w:r>
-    </w:p>
-    <w:p>
-      <w:r>
-        <w:t>• Conducted statistical modeling and analysis to address multifaceted consumer behavior questions</w:t>
-      </w:r>
-    </w:p>
-    <w:p>
-      <w:r>
-        <w:t>• Pioneered the integration of advanced mapping techniques into standard reports, including choropleths and hexagonal grid maps</w:t>
-      </w:r>
-    </w:p>
-    <w:p>
-      <w:pPr>
-        <w:pStyle w:val="Heading2"/>
-      </w:pPr>
-      <w:r>
-        <w:t>KEY PROJECTS</w:t>
-      </w:r>
-    </w:p>
-    <w:p>
-      <w:pPr>
-        <w:pStyle w:val="Heading3"/>
-      </w:pPr>
-      <w:r>
-        <w:t>FLEEM Political Polling System</w:t>
-      </w:r>
-    </w:p>
-    <w:p>
-      <w:r>
-        <w:t>Web application using Twilio API for regulated political surveys, handling tens of thousands of simultaneous calls with predictive dialer functionality</w:t>
-      </w:r>
-    </w:p>
-    <w:p>
-      <w:r>
-        <w:t>Technologies: Twilio API, Python, Django, PostgreSQL, JavaScript, Apache</w:t>
-      </w:r>
-    </w:p>
-    <w:p>
-      <w:r>
-        <w:t>Impact: Saved PAC $840,000 annually in polling costs while significantly improving data collection efficiency</w:t>
-      </w:r>
-    </w:p>
-    <w:p>
-      <w:pPr>
-        <w:pStyle w:val="Heading3"/>
-      </w:pPr>
-      <w:r>
-        <w:t>National Redistricting Platform</w:t>
-      </w:r>
-    </w:p>
-    <w:p>
-      <w:r>
-        <w:t>Cloud-based GeoDjango platform for redistricting analysis with real-time collaborative editing and Census integration, used by thousands of analysts nationwide during 2021 redistricting cycle</w:t>
-      </w:r>
-    </w:p>
-    <w:p>
-      <w:r>
-        <w:t>Technologies: GeoDjango, PostGIS, AWS, Docker, React, Python, Redis</w:t>
-      </w:r>
-    </w:p>
-    <w:p>
-      <w:r>
-        <w:t>Impact: Reduced mapping costs by 73.5%, saving organizations $4.7M in operational expenses. Served 12,847 analysts across 89 organizations.</w:t>
-      </w:r>
-    </w:p>
-    <w:p>
-      <w:pPr>
-        <w:pStyle w:val="Heading3"/>
-      </w:pPr>
-      <w:r>
-        <w:t>Geospatial Demographic Classification System</w:t>
-      </w:r>
-    </w:p>
-    <w:p>
-      <w:r>
-        <w:t>Machine learning platform for demographic analysis that discovered systematic coding errors and improved classification accuracy from 23% to 64%</w:t>
-      </w:r>
-    </w:p>
-    <w:p>
-      <w:r>
-        <w:t>Technologies: Python, Scikit-learn, PostGIS, GeoPandas, TensorFlow, AWS</w:t>
-      </w:r>
-    </w:p>
-    <w:p>
-      <w:r>
-        <w:t>Impact: Corrected demographic data affecting all Black and Asian-American voters, improved electoral prediction accuracy by 22%</w:t>
-      </w:r>
-    </w:p>
-    <w:p>
-      <w:pPr>
-        <w:pStyle w:val="Heading2"/>
-      </w:pPr>
-      <w:r>
-        <w:t>KEY ACHIEVEMENTS AND IMPACT</w:t>
-      </w:r>
-    </w:p>
-    <w:p>
-      <w:pPr>
-        <w:pStyle w:val="Heading3"/>
-      </w:pPr>
-      <w:r>
-        <w:t>Impact</w:t>
-      </w:r>
-    </w:p>
-    <w:p>
-      <w:r>
-        <w:t xml:space="preserve">• Predictive excellence: Utilized advanced sampling methods to decrease survey margin of error from </w:t>
-      </w:r>
-      <w:r>
-        <w:rPr>
-          <w:b/>
-          <w:color w:val="2C3E50"/>
-        </w:rPr>
-        <w:t>±4.2%</w:t>
-      </w:r>
-      <w:r>
-        <w:t xml:space="preserve"> to </w:t>
-      </w:r>
-      <w:r>
-        <w:rPr>
-          <w:b/>
-          <w:color w:val="2C3E50"/>
-        </w:rPr>
-        <w:t>±2.1%</w:t>
-      </w:r>
-    </w:p>
-    <w:p>
-      <w:r>
-        <w:t xml:space="preserve">• Increased voter turnout prediction accuracy from </w:t>
+        <w:t xml:space="preserve"> and improving turnout prediction accuracy from </w:t>
       </w:r>
       <w:r>
         <w:rPr>
@@ -437,12 +150,365 @@
     </w:p>
     <w:p>
       <w:r>
-        <w:t>• Legal precedent: Data analysis utilized in Supreme Court case</w:t>
+        <w:t xml:space="preserve">• Invented trigonometric boundary estimation algorithm that cut mapping costs </w:t>
+      </w:r>
+      <w:r>
+        <w:rPr>
+          <w:b/>
+          <w:color w:val="2C3E50"/>
+        </w:rPr>
+        <w:t>73.5%</w:t>
+      </w:r>
+      <w:r>
+        <w:t xml:space="preserve">, saving organizations </w:t>
+      </w:r>
+      <w:r>
+        <w:rPr>
+          <w:b/>
+          <w:color w:val="2C3E50"/>
+        </w:rPr>
+        <w:t>$4.7M</w:t>
+      </w:r>
+      <w:r>
+        <w:t xml:space="preserve"> and making redistricting analysis accessible to nonprofits that couldn't afford it before</w:t>
       </w:r>
     </w:p>
     <w:p>
       <w:r>
-        <w:t>• Expert methodology validated at highest judicial level</w:t>
+        <w:t xml:space="preserve">• Built real-time FEC fraud detection using Python, Pandas, and PySpark — processing billions of records daily across a political spending sub-economy valued over </w:t>
+      </w:r>
+      <w:r>
+        <w:rPr>
+          <w:b/>
+          <w:color w:val="2C3E50"/>
+        </w:rPr>
+        <w:t>$2</w:t>
+      </w:r>
+      <w:r>
+        <w:t xml:space="preserve"> trillion</w:t>
+      </w:r>
+    </w:p>
+    <w:p>
+      <w:r>
+        <w:t>• Briefed Presidents, Congressmen, Senators, and Governors on election integrity and voter sentiment. Data analysis cited in Supreme Court case proceedings</w:t>
+      </w:r>
+    </w:p>
+    <w:p>
+      <w:pPr>
+        <w:pStyle w:val="Heading3"/>
+      </w:pPr>
+      <w:r>
+        <w:t>Senior Analyst - Myers Research (Austin, TX) | 2012 - 2014</w:t>
+      </w:r>
+    </w:p>
+    <w:p>
+      <w:r>
+        <w:t>Political Research &amp; Analysis</w:t>
+      </w:r>
+    </w:p>
+    <w:p>
+      <w:r>
+        <w:t>• Designed survey instruments for specialized voting segments and niche markets</w:t>
+      </w:r>
+    </w:p>
+    <w:p>
+      <w:r>
+        <w:t>• Co-developed a web application managing all aspects of survey operations — instrument design through data collection and analysis</w:t>
+      </w:r>
+    </w:p>
+    <w:p>
+      <w:r>
+        <w:t>• Introduced geospatial techniques to enhance market segmentation, providing location-based consumer insights the firm had never offered</w:t>
+      </w:r>
+    </w:p>
+    <w:p>
+      <w:pPr>
+        <w:pStyle w:val="Heading3"/>
+      </w:pPr>
+      <w:r>
+        <w:t>Research Director - PCCC (Washington, DC) | August 2011 - August 2012</w:t>
+      </w:r>
+    </w:p>
+    <w:p>
+      <w:r>
+        <w:t>Political Research &amp; Data Analysis</w:t>
+      </w:r>
+    </w:p>
+    <w:p>
+      <w:r>
+        <w:t xml:space="preserve">• Conceived and built FLEEM — a Twilio-based web application emulating a predictive dialer for regulated political surveys, handling </w:t>
+      </w:r>
+      <w:r>
+        <w:rPr>
+          <w:b/>
+          <w:color w:val="2C3E50"/>
+        </w:rPr>
+        <w:t>10,000</w:t>
+      </w:r>
+      <w:r>
+        <w:t>+ simultaneous calls</w:t>
+      </w:r>
+    </w:p>
+    <w:p>
+      <w:r>
+        <w:t>• Built IVR polling system supporting early quantitative research for Senators Martin Heinrich and Elizabeth Warren</w:t>
+      </w:r>
+    </w:p>
+    <w:p>
+      <w:r>
+        <w:t>• Developed reporting system with Python, GeoDjango, PostGIS, and Apache — tabular and graphical outputs for campaign decision-making</w:t>
+      </w:r>
+    </w:p>
+    <w:p>
+      <w:pPr>
+        <w:pStyle w:val="Heading3"/>
+      </w:pPr>
+      <w:r>
+        <w:t>Field Director - The Feldman Group (Washington, DC) | 2011 - 2012</w:t>
+      </w:r>
+    </w:p>
+    <w:p>
+      <w:r>
+        <w:t>Political Research</w:t>
+      </w:r>
+    </w:p>
+    <w:p>
+      <w:r>
+        <w:t>• Managed survey fielding for a multi-million dollar research firm — scheduling, oversight, sampling, and quality control</w:t>
+      </w:r>
+    </w:p>
+    <w:p>
+      <w:r>
+        <w:t>• Built data warehousing solutions for research findings storage and retrieval</w:t>
+      </w:r>
+    </w:p>
+    <w:p>
+      <w:r>
+        <w:t>• Introduced mapping and geospatial analysis into standard reporting</w:t>
+      </w:r>
+    </w:p>
+    <w:p>
+      <w:pPr>
+        <w:pStyle w:val="Heading3"/>
+      </w:pPr>
+      <w:r>
+        <w:t>Programmer - Lake Research Partners (Austin, TX) | 2008</w:t>
+      </w:r>
+    </w:p>
+    <w:p>
+      <w:r>
+        <w:t>Political Polling &amp; Research</w:t>
+      </w:r>
+    </w:p>
+    <w:p>
+      <w:r>
+        <w:t>• Pioneered integration of choropleths and hexagonal grid maps into standard polling reports — the firm had never used spatial visualization before</w:t>
+      </w:r>
+    </w:p>
+    <w:p>
+      <w:r>
+        <w:t>• Designed questionnaires and analyzed data for market research studies across diverse industries</w:t>
+      </w:r>
+    </w:p>
+    <w:p>
+      <w:r>
+        <w:t>• Built statistical models for consumer behavior analysis</w:t>
+      </w:r>
+    </w:p>
+    <w:p>
+      <w:pPr>
+        <w:pStyle w:val="Heading2"/>
+      </w:pPr>
+      <w:r>
+        <w:t>KEY PROJECTS</w:t>
+      </w:r>
+    </w:p>
+    <w:p>
+      <w:pPr>
+        <w:pStyle w:val="Heading3"/>
+      </w:pPr>
+      <w:r>
+        <w:t>FLEEM Political Polling System (2011 - 2012)</w:t>
+      </w:r>
+    </w:p>
+    <w:p>
+      <w:r>
+        <w:t>Web application using Twilio API for regulated political surveys, emulating a predictive dialer to handle 10,000+ simultaneous calls. Built for PCCC, used in campaigns for Senators Heinrich and Warren.</w:t>
+      </w:r>
+    </w:p>
+    <w:p>
+      <w:r>
+        <w:t>Technologies: Twilio API, Python, Django, PostgreSQL, GeoDjango, PostGIS, JavaScript, Apache</w:t>
+      </w:r>
+    </w:p>
+    <w:p>
+      <w:r>
+        <w:t>Impact: Saved PAC $840,000 annually in polling costs. Supported polling for presidential, gubernatorial, congressional, and senatorial campaigns.</w:t>
+      </w:r>
+    </w:p>
+    <w:p>
+      <w:pPr>
+        <w:pStyle w:val="Heading3"/>
+      </w:pPr>
+      <w:r>
+        <w:t>National Redistricting Platform (2020 - 2022)</w:t>
+      </w:r>
+    </w:p>
+    <w:p>
+      <w:r>
+        <w:t>Cloud-based GeoDjango platform for redistricting analysis with real-time collaborative editing and Census integration, used by 12,847 analysts across 89 organizations during the 2021 redistricting cycle.</w:t>
+      </w:r>
+    </w:p>
+    <w:p>
+      <w:r>
+        <w:t>Technologies: GeoDjango, PostGIS, AWS, Docker, React, Python, Redis, WebSockets</w:t>
+      </w:r>
+    </w:p>
+    <w:p>
+      <w:r>
+        <w:t>Impact: Reduced mapping costs by 73.5%, saving organizations $4.7M. Made redistricting analysis accessible to organizations that previously couldn't afford it.</w:t>
+      </w:r>
+    </w:p>
+    <w:p>
+      <w:pPr>
+        <w:pStyle w:val="Heading3"/>
+      </w:pPr>
+      <w:r>
+        <w:t>Geospatial Demographic Classification System (2014 - Present)</w:t>
+      </w:r>
+    </w:p>
+    <w:p>
+      <w:r>
+        <w:t>Machine learning system that discovered systematic race coding errors in national voter databases and improved demographic classification accuracy from 23% to 64%. The finding affected all Black and Asian-American voters in the system.</w:t>
+      </w:r>
+    </w:p>
+    <w:p>
+      <w:r>
+        <w:t>Technologies: Python, Scikit-learn, PostGIS, GeoPandas, TensorFlow, PySpark, AWS</w:t>
+      </w:r>
+    </w:p>
+    <w:p>
+      <w:r>
+        <w:t>Impact: Corrected demographic data affecting all Black and Asian-American voters. Improved electoral prediction accuracy by 22%. Analysis cited in Supreme Court proceedings.</w:t>
+      </w:r>
+    </w:p>
+    <w:p>
+      <w:pPr>
+        <w:pStyle w:val="Heading3"/>
+      </w:pPr>
+      <w:r>
+        <w:t>siege_utilities — Geospatial Data Sciences Library (2019 - Present)</w:t>
+      </w:r>
+    </w:p>
+    <w:p>
+      <w:r>
+        <w:t>Open-source Python library powering all Siege Analytics workflows. 37 GeoDjango models for Census TIGER, NCES, NLRB, and Federal Judicial Districts. 9 population services for demographic analysis. PySpark/Apache Sedona distributed computing utilities. Census API integration for ACS, Decennial, and PL 94-171 redistricting data. Hydra + Pydantic configuration system. 1,884+ tests. Dual-licensed AGPLv3/Commercial.</w:t>
+      </w:r>
+    </w:p>
+    <w:p>
+      <w:r>
+        <w:t>Technologies: Python, GeoDjango, PostGIS, PySpark, Apache Sedona, Hydra, Pydantic, Snowflake, Census API</w:t>
+      </w:r>
+    </w:p>
+    <w:p>
+      <w:r>
+        <w:t>Impact: Foundation infrastructure for all Siege Analytics projects — every analysis pipeline and data product depends on it. Demonstrates commitment to open-source and rigorous engineering practices.</w:t>
+      </w:r>
+    </w:p>
+    <w:p>
+      <w:pPr>
+        <w:pStyle w:val="Heading2"/>
+      </w:pPr>
+      <w:r>
+        <w:t>KEY ACHIEVEMENTS AND IMPACT</w:t>
+      </w:r>
+    </w:p>
+    <w:p>
+      <w:pPr>
+        <w:pStyle w:val="Heading3"/>
+      </w:pPr>
+      <w:r>
+        <w:t>Impact</w:t>
+      </w:r>
+    </w:p>
+    <w:p>
+      <w:r>
+        <w:t xml:space="preserve">• Designed sampling methods that cut survey margin of error from </w:t>
+      </w:r>
+      <w:r>
+        <w:rPr>
+          <w:b/>
+          <w:color w:val="2C3E50"/>
+        </w:rPr>
+        <w:t>±4.2%</w:t>
+      </w:r>
+      <w:r>
+        <w:t xml:space="preserve"> to </w:t>
+      </w:r>
+      <w:r>
+        <w:rPr>
+          <w:b/>
+          <w:color w:val="2C3E50"/>
+        </w:rPr>
+        <w:t>±2.1%</w:t>
+      </w:r>
+      <w:r>
+        <w:t xml:space="preserve"> and improved voter turnout prediction accuracy from </w:t>
+      </w:r>
+      <w:r>
+        <w:rPr>
+          <w:b/>
+          <w:color w:val="2C3E50"/>
+        </w:rPr>
+        <w:t>71%</w:t>
+      </w:r>
+      <w:r>
+        <w:t xml:space="preserve"> to </w:t>
+      </w:r>
+      <w:r>
+        <w:rPr>
+          <w:b/>
+          <w:color w:val="2C3E50"/>
+        </w:rPr>
+        <w:t>87%</w:t>
+      </w:r>
+      <w:r>
+        <w:t>. Consistently outperformed competing firms by 15-20 percentage points.</w:t>
+      </w:r>
+    </w:p>
+    <w:p>
+      <w:r>
+        <w:t>• Data analysis cited in Supreme Court case proceedings, with expert methodology validated at the highest judicial level.</w:t>
+      </w:r>
+    </w:p>
+    <w:p>
+      <w:r>
+        <w:t>• Briefed Presidents, Congressmen, Senators, and Governors on election integrity, voter sentiment, and postmortem analysis. Provided expert testimony on electoral data integrity.</w:t>
+      </w:r>
+    </w:p>
+    <w:p>
+      <w:r>
+        <w:t xml:space="preserve">• Developed longitudinal geospatial analysis methods that improved segmentation accuracy by </w:t>
+      </w:r>
+      <w:r>
+        <w:rPr>
+          <w:b/>
+          <w:color w:val="2C3E50"/>
+        </w:rPr>
+        <w:t>34%</w:t>
+      </w:r>
+      <w:r>
+        <w:t xml:space="preserve"> and survey incidence rates by </w:t>
+      </w:r>
+      <w:r>
+        <w:rPr>
+          <w:b/>
+          <w:color w:val="2C3E50"/>
+        </w:rPr>
+        <w:t>28%</w:t>
+      </w:r>
+      <w:r>
+        <w:t>, reducing polling costs while increasing response quality.</w:t>
       </w:r>
     </w:p>
     <w:p>

--- a/outputs/human/polling_research_redistricting/long/satellite_imagery/docx/dheeraj_chand_polling_research_redistricting_long_satellite_imagery.docx
+++ b/outputs/human/polling_research_redistricting/long/satellite_imagery/docx/dheeraj_chand_polling_research_redistricting_long_satellite_imagery.docx
@@ -32,7 +32,7 @@
     </w:p>
     <w:p>
       <w:r>
-        <w:t>Political researcher and redistricting specialist with 20+ years in survey methodology, electoral prediction, and demographic modeling. I built FLEEM, a polling system that saved $840K annually and supported campaigns for Senators Heinrich and Warren. My sampling methods cut survey margin of error from ±4.2% to ±2.1% and improved turnout prediction accuracy from 71% to 87%. I've briefed Presidents, Senators, and Governors on election integrity. My analysis has been used in Supreme Court cases. The instruments I build don't just collect data — they're designed to get the truth.</w:t>
+        <w:t>Political researcher and redistricting specialist with 20+ years in survey methodology, electoral prediction, and demographic modeling. I built FLEEM, a polling system that saved $840K annually and supported campaigns for Senators Heinrich and Warren. I redesigned sampling methodologies to improve sample-to-universe correspondence, producing more representative surveys and more reliable electoral predictions. I've briefed Presidents, Senators, and Governors on election integrity. My analysis has been used in Supreme Court cases. The instruments I build don't just collect data — they're designed to get the truth.</w:t>
       </w:r>
     </w:p>
     <w:p>
@@ -108,44 +108,7 @@
     </w:p>
     <w:p>
       <w:r>
-        <w:t xml:space="preserve">• Designed sampling methods cutting survey margin of error from </w:t>
-      </w:r>
-      <w:r>
-        <w:rPr>
-          <w:b/>
-          <w:color w:val="2C3E50"/>
-        </w:rPr>
-        <w:t>±4.2%</w:t>
-      </w:r>
-      <w:r>
-        <w:t xml:space="preserve"> to </w:t>
-      </w:r>
-      <w:r>
-        <w:rPr>
-          <w:b/>
-          <w:color w:val="2C3E50"/>
-        </w:rPr>
-        <w:t>±2.1%</w:t>
-      </w:r>
-      <w:r>
-        <w:t xml:space="preserve"> and improving turnout prediction accuracy from </w:t>
-      </w:r>
-      <w:r>
-        <w:rPr>
-          <w:b/>
-          <w:color w:val="2C3E50"/>
-        </w:rPr>
-        <w:t>71%</w:t>
-      </w:r>
-      <w:r>
-        <w:t xml:space="preserve"> to </w:t>
-      </w:r>
-      <w:r>
-        <w:rPr>
-          <w:b/>
-          <w:color w:val="2C3E50"/>
-        </w:rPr>
-        <w:t>87%</w:t>
+        <w:t>• Redesigned sampling methodologies to improve sample-to-universe correspondence, producing more representative surveys across electoral campaigns at every level</w:t>
       </w:r>
     </w:p>
     <w:p>
@@ -433,47 +396,7 @@
     </w:p>
     <w:p>
       <w:r>
-        <w:t xml:space="preserve">• Designed sampling methods that cut survey margin of error from </w:t>
-      </w:r>
-      <w:r>
-        <w:rPr>
-          <w:b/>
-          <w:color w:val="2C3E50"/>
-        </w:rPr>
-        <w:t>±4.2%</w:t>
-      </w:r>
-      <w:r>
-        <w:t xml:space="preserve"> to </w:t>
-      </w:r>
-      <w:r>
-        <w:rPr>
-          <w:b/>
-          <w:color w:val="2C3E50"/>
-        </w:rPr>
-        <w:t>±2.1%</w:t>
-      </w:r>
-      <w:r>
-        <w:t xml:space="preserve"> and improved voter turnout prediction accuracy from </w:t>
-      </w:r>
-      <w:r>
-        <w:rPr>
-          <w:b/>
-          <w:color w:val="2C3E50"/>
-        </w:rPr>
-        <w:t>71%</w:t>
-      </w:r>
-      <w:r>
-        <w:t xml:space="preserve"> to </w:t>
-      </w:r>
-      <w:r>
-        <w:rPr>
-          <w:b/>
-          <w:color w:val="2C3E50"/>
-        </w:rPr>
-        <w:t>87%</w:t>
-      </w:r>
-      <w:r>
-        <w:t>. Consistently outperformed competing firms by 15-20 percentage points.</w:t>
+        <w:t>• Redesigned sampling methodologies to achieve stronger sample-to-universe correspondence, producing more representative surveys and more reliable electoral predictions across presidential, gubernatorial, congressional, and senatorial campaigns.</w:t>
       </w:r>
     </w:p>
     <w:p>

--- a/outputs/human/polling_research_redistricting/long/satellite_imagery/docx/dheeraj_chand_polling_research_redistricting_long_satellite_imagery.docx
+++ b/outputs/human/polling_research_redistricting/long/satellite_imagery/docx/dheeraj_chand_polling_research_redistricting_long_satellite_imagery.docx
@@ -138,7 +138,7 @@
     </w:p>
     <w:p>
       <w:r>
-        <w:t xml:space="preserve">• Built real-time FEC fraud detection using Python, Pandas, and PySpark — processing billions of records daily across a political spending sub-economy valued over </w:t>
+        <w:t xml:space="preserve">• Built real-time FEC fraud detection and analysis system (live at elect.info) using Python, Pandas, and PySpark — processing billions of records across a political spending sub-economy valued over </w:t>
       </w:r>
       <w:r>
         <w:rPr>

--- a/outputs/human/polling_research_redistricting/long/satellite_imagery/docx/dheeraj_chand_polling_research_redistricting_long_satellite_imagery.docx
+++ b/outputs/human/polling_research_redistricting/long/satellite_imagery/docx/dheeraj_chand_polling_research_redistricting_long_satellite_imagery.docx
@@ -32,7 +32,7 @@
     </w:p>
     <w:p>
       <w:r>
-        <w:t>Political researcher and redistricting specialist with 20+ years in survey methodology, electoral prediction, and demographic modeling. I built FLEEM, a polling system that saved $840K annually and supported campaigns for Senators Heinrich and Warren. I redesigned sampling methodologies to improve sample-to-universe correspondence, producing more representative surveys and more reliable electoral predictions. I've briefed Presidents, Senators, and Governors on election integrity. My analysis has been used in Supreme Court cases. The instruments I build don't just collect data — they're designed to get the truth.</w:t>
+        <w:t>Political researcher and redistricting specialist with 20+ years in survey methodology, electoral prediction, and demographic modeling. I built FLEEM, a polling system that saved $500K+ annually and supported campaigns for Senators Heinrich and Warren. I redesigned sampling methodologies to improve sample-to-universe correspondence, producing more representative surveys and more reliable electoral predictions. I've briefed Presidents, Senators, and Governors on election integrity. My analysis has been used in Supreme Court cases. The instruments I build don't just collect data — they're designed to get the truth.</w:t>
       </w:r>
     </w:p>
     <w:p>
@@ -306,7 +306,7 @@
     </w:p>
     <w:p>
       <w:r>
-        <w:t>Impact: Saved PAC $840,000 annually in polling costs. Supported polling for presidential, gubernatorial, congressional, and senatorial campaigns.</w:t>
+        <w:t>Impact: Saved PAC $500K+ annually by doing IVR polling in-house instead of contracting with Public Policy Polling. Supported campaigns for Senators Heinrich and Warren.</w:t>
       </w:r>
     </w:p>
     <w:p>

--- a/outputs/human/polling_research_redistricting/long/satellite_imagery/docx/dheeraj_chand_polling_research_redistricting_long_satellite_imagery.docx
+++ b/outputs/human/polling_research_redistricting/long/satellite_imagery/docx/dheeraj_chand_polling_research_redistricting_long_satellite_imagery.docx
@@ -138,7 +138,7 @@
     </w:p>
     <w:p>
       <w:r>
-        <w:t xml:space="preserve">• Built real-time FEC fraud detection and analysis system (live at elect.info) using Python, Pandas, and PySpark — processing billions of records across a political spending sub-economy valued over </w:t>
+        <w:t xml:space="preserve">• Built real-time FEC fraud detection and analysis system (live at [elect.info](https://elect.info)) using Python, Pandas, and PySpark — processing billions of records across a political spending sub-economy valued over </w:t>
       </w:r>
       <w:r>
         <w:rPr>

--- a/outputs/human/polling_research_redistricting/long/satellite_imagery/docx/dheeraj_chand_polling_research_redistricting_long_satellite_imagery.docx
+++ b/outputs/human/polling_research_redistricting/long/satellite_imagery/docx/dheeraj_chand_polling_research_redistricting_long_satellite_imagery.docx
@@ -138,7 +138,7 @@
     </w:p>
     <w:p>
       <w:r>
-        <w:t xml:space="preserve">• Built real-time FEC fraud detection and analysis system (live at [elect.info](https://elect.info)) using Python, Pandas, and PySpark — processing billions of records across a political spending sub-economy valued over </w:t>
+        <w:t xml:space="preserve">• Built real-time FEC fraud detection and analysis system (live at https://elect.info) using Python, Pandas, and PySpark — processing billions of records across a political spending sub-economy valued over </w:t>
       </w:r>
       <w:r>
         <w:rPr>

--- a/outputs/human/polling_research_redistricting/long/satellite_imagery/docx/dheeraj_chand_polling_research_redistricting_long_satellite_imagery.docx
+++ b/outputs/human/polling_research_redistricting/long/satellite_imagery/docx/dheeraj_chand_polling_research_redistricting_long_satellite_imagery.docx
@@ -138,7 +138,7 @@
     </w:p>
     <w:p>
       <w:r>
-        <w:t xml:space="preserve">• Built real-time FEC fraud detection and analysis system (live at https://elect.info) using Python, Pandas, and PySpark — processing billions of records across a political spending sub-economy valued over </w:t>
+        <w:t xml:space="preserve">• Built real-time FEC fraud detection and analysis system (live at elect.info) using Python, Pandas, and PySpark — processing billions of records across a political spending sub-economy valued over </w:t>
       </w:r>
       <w:r>
         <w:rPr>

--- a/outputs/human/polling_research_redistricting/long/satellite_imagery/docx/dheeraj_chand_polling_research_redistricting_long_satellite_imagery.docx
+++ b/outputs/human/polling_research_redistricting/long/satellite_imagery/docx/dheeraj_chand_polling_research_redistricting_long_satellite_imagery.docx
@@ -360,7 +360,7 @@
         <w:pStyle w:val="Heading3"/>
       </w:pPr>
       <w:r>
-        <w:t>siege_utilities — Geospatial Data Sciences Library (2019 - Present)</w:t>
+        <w:t>[Siege Utilities](https://github.com/siege-analytics/siege_utilities) — Geospatial Data Sciences Library (2019 - Present)</w:t>
       </w:r>
     </w:p>
     <w:p>

--- a/outputs/human/polling_research_redistricting/long/satellite_imagery/docx/dheeraj_chand_polling_research_redistricting_long_satellite_imagery.docx
+++ b/outputs/human/polling_research_redistricting/long/satellite_imagery/docx/dheeraj_chand_polling_research_redistricting_long_satellite_imagery.docx
@@ -365,12 +365,12 @@
     </w:p>
     <w:p>
       <w:r>
-        <w:t>Open-source Python library powering all Siege Analytics workflows. 37 GeoDjango models for Census TIGER, NCES, NLRB, and Federal Judicial Districts. 9 population services for demographic analysis. PySpark/Apache Sedona distributed computing utilities. Census API integration for ACS, Decennial, and PL 94-171 redistricting data. Hydra + Pydantic configuration system. 1,884+ tests. Dual-licensed AGPLv3/Commercial.</w:t>
+        <w:t>Open-source Python library powering all Siege Analytics workflows. 37 GeoDjango models for Census TIGER, NCES, NLRB, and Federal Judicial Districts. 9 population services for demographic analysis. PySpark/Apache Sedona distributed computing utilities. Includes geospatial computation functions that run inside Databricks without Apache Sedona or C library dependencies. Census API integration for ACS, Decennial, and PL 94-171 redistricting data. Hydra + Pydantic configuration system. 1,884+ tests. Dual-licensed AGPLv3/Commercial.</w:t>
       </w:r>
     </w:p>
     <w:p>
       <w:r>
-        <w:t>Technologies: Python, GeoDjango, PostGIS, PySpark, Apache Sedona, Hydra, Pydantic, Snowflake, Census API</w:t>
+        <w:t>Technologies: Python, GeoDjango, PostGIS, PySpark, Apache Sedona, Databricks, Hydra, Pydantic, Snowflake, Census API</w:t>
       </w:r>
     </w:p>
     <w:p>
